--- a/Oi.docx
+++ b/Oi.docx
@@ -5,6 +5,19 @@
     <w:p>
       <w:r>
         <w:t>Oi, galerinha do Entra 21</w:t>
+      </w:r>
+    </w:p>
+    <w:p>
+      <w:r>
+        <w:t xml:space="preserve">Como </w:t>
+      </w:r>
+      <w:proofErr w:type="spellStart"/>
+      <w:r>
+        <w:t>vcs</w:t>
+      </w:r>
+      <w:proofErr w:type="spellEnd"/>
+      <w:r>
+        <w:t xml:space="preserve"> estão?</w:t>
       </w:r>
     </w:p>
     <w:sectPr>
